--- a/Магазин Обуви.docx
+++ b/Магазин Обуви.docx
@@ -150,28 +150,41 @@
           <w:szCs w:val="28"/>
           <w:lang w:val="ru-RU"/>
         </w:rPr>
-        <w:t>Панель Пользователя:</w:t>
-      </w:r>
-    </w:p>
-    <w:p>
-      <w:pPr>
-        <w:jc w:val="center"/>
-        <w:rPr>
-          <w:rFonts w:hint="default" w:ascii="Times New Roman" w:hAnsi="Times New Roman" w:cs="Times New Roman"/>
-          <w:sz w:val="28"/>
-          <w:szCs w:val="28"/>
-          <w:lang w:val="ru-RU"/>
-        </w:rPr>
-      </w:pPr>
-      <w:r>
-        <w:rPr>
-          <w:rFonts w:hint="default" w:ascii="Times New Roman" w:hAnsi="Times New Roman" w:cs="Times New Roman"/>
-          <w:sz w:val="28"/>
-          <w:szCs w:val="28"/>
-          <w:lang w:val="ru-RU"/>
-        </w:rPr>
-        <w:br w:type="textWrapping"/>
-      </w:r>
+        <w:t>Панель Пользователя</w:t>
+      </w:r>
+      <w:r>
+        <w:rPr>
+          <w:rFonts w:hint="default" w:ascii="Times New Roman" w:hAnsi="Times New Roman" w:cs="Times New Roman"/>
+          <w:b/>
+          <w:bCs/>
+          <w:sz w:val="28"/>
+          <w:szCs w:val="28"/>
+          <w:lang w:val="en-US"/>
+        </w:rPr>
+        <w:t xml:space="preserve"> (</w:t>
+      </w:r>
+      <w:r>
+        <w:rPr>
+          <w:rFonts w:hint="default" w:ascii="Times New Roman" w:hAnsi="Times New Roman" w:cs="Times New Roman"/>
+          <w:b/>
+          <w:bCs/>
+          <w:sz w:val="28"/>
+          <w:szCs w:val="28"/>
+          <w:lang w:val="ru-RU"/>
+        </w:rPr>
+        <w:t>роль гостя):</w:t>
+      </w:r>
+    </w:p>
+    <w:p>
+      <w:pPr>
+        <w:jc w:val="left"/>
+        <w:rPr>
+          <w:rFonts w:hint="default" w:ascii="Times New Roman" w:hAnsi="Times New Roman" w:cs="Times New Roman"/>
+          <w:sz w:val="28"/>
+          <w:szCs w:val="28"/>
+          <w:lang w:val="en-US"/>
+        </w:rPr>
+      </w:pPr>
       <w:r>
         <w:rPr>
           <w:rFonts w:hint="default" w:ascii="Times New Roman" w:hAnsi="Times New Roman" w:cs="Times New Roman"/>
@@ -181,8 +194,596 @@
         </w:rPr>
         <w:drawing>
           <wp:inline distT="0" distB="0" distL="114300" distR="114300">
-            <wp:extent cx="5271770" cy="2736215"/>
-            <wp:effectExtent l="0" t="0" r="5080" b="6985"/>
+            <wp:extent cx="5269865" cy="2735580"/>
+            <wp:effectExtent l="0" t="0" r="6985" b="7620"/>
+            <wp:docPr id="3" name="Изображение 3" descr="asg"/>
+            <wp:cNvGraphicFramePr>
+              <a:graphicFrameLocks xmlns:a="http://schemas.openxmlformats.org/drawingml/2006/main" noChangeAspect="1"/>
+            </wp:cNvGraphicFramePr>
+            <a:graphic xmlns:a="http://schemas.openxmlformats.org/drawingml/2006/main">
+              <a:graphicData uri="http://schemas.openxmlformats.org/drawingml/2006/picture">
+                <pic:pic xmlns:pic="http://schemas.openxmlformats.org/drawingml/2006/picture">
+                  <pic:nvPicPr>
+                    <pic:cNvPr id="3" name="Изображение 3" descr="asg"/>
+                    <pic:cNvPicPr>
+                      <a:picLocks noChangeAspect="1"/>
+                    </pic:cNvPicPr>
+                  </pic:nvPicPr>
+                  <pic:blipFill>
+                    <a:blip r:embed="rId5"/>
+                    <a:stretch>
+                      <a:fillRect/>
+                    </a:stretch>
+                  </pic:blipFill>
+                  <pic:spPr>
+                    <a:xfrm>
+                      <a:off x="0" y="0"/>
+                      <a:ext cx="5269865" cy="2735580"/>
+                    </a:xfrm>
+                    <a:prstGeom prst="rect">
+                      <a:avLst/>
+                    </a:prstGeom>
+                  </pic:spPr>
+                </pic:pic>
+              </a:graphicData>
+            </a:graphic>
+          </wp:inline>
+        </w:drawing>
+      </w:r>
+    </w:p>
+    <w:p>
+      <w:pPr>
+        <w:jc w:val="left"/>
+        <w:rPr>
+          <w:rFonts w:hint="default" w:ascii="Times New Roman" w:hAnsi="Times New Roman" w:cs="Times New Roman"/>
+          <w:sz w:val="28"/>
+          <w:szCs w:val="28"/>
+          <w:lang w:val="en-US"/>
+        </w:rPr>
+      </w:pPr>
+    </w:p>
+    <w:p>
+      <w:pPr>
+        <w:jc w:val="left"/>
+        <w:rPr>
+          <w:rFonts w:hint="default" w:ascii="Times New Roman" w:hAnsi="Times New Roman" w:cs="Times New Roman"/>
+          <w:b/>
+          <w:bCs/>
+          <w:sz w:val="28"/>
+          <w:szCs w:val="28"/>
+          <w:lang w:val="ru-RU"/>
+        </w:rPr>
+      </w:pPr>
+    </w:p>
+    <w:p>
+      <w:pPr>
+        <w:jc w:val="left"/>
+        <w:rPr>
+          <w:rFonts w:hint="default" w:ascii="Times New Roman" w:hAnsi="Times New Roman" w:cs="Times New Roman"/>
+          <w:b/>
+          <w:bCs/>
+          <w:sz w:val="28"/>
+          <w:szCs w:val="28"/>
+          <w:lang w:val="ru-RU"/>
+        </w:rPr>
+      </w:pPr>
+    </w:p>
+    <w:p>
+      <w:pPr>
+        <w:jc w:val="left"/>
+        <w:rPr>
+          <w:rFonts w:hint="default" w:ascii="Times New Roman" w:hAnsi="Times New Roman" w:cs="Times New Roman"/>
+          <w:b/>
+          <w:bCs/>
+          <w:sz w:val="28"/>
+          <w:szCs w:val="28"/>
+          <w:lang w:val="ru-RU"/>
+        </w:rPr>
+      </w:pPr>
+    </w:p>
+    <w:p>
+      <w:pPr>
+        <w:jc w:val="left"/>
+        <w:rPr>
+          <w:rFonts w:hint="default" w:ascii="Times New Roman" w:hAnsi="Times New Roman" w:cs="Times New Roman"/>
+          <w:b/>
+          <w:bCs/>
+          <w:sz w:val="28"/>
+          <w:szCs w:val="28"/>
+          <w:lang w:val="ru-RU"/>
+        </w:rPr>
+      </w:pPr>
+    </w:p>
+    <w:p>
+      <w:pPr>
+        <w:jc w:val="left"/>
+        <w:rPr>
+          <w:rFonts w:hint="default" w:ascii="Times New Roman" w:hAnsi="Times New Roman" w:cs="Times New Roman"/>
+          <w:b/>
+          <w:bCs/>
+          <w:sz w:val="28"/>
+          <w:szCs w:val="28"/>
+          <w:lang w:val="ru-RU"/>
+        </w:rPr>
+      </w:pPr>
+    </w:p>
+    <w:p>
+      <w:pPr>
+        <w:jc w:val="left"/>
+        <w:rPr>
+          <w:rFonts w:hint="default" w:ascii="Times New Roman" w:hAnsi="Times New Roman" w:cs="Times New Roman"/>
+          <w:b/>
+          <w:bCs/>
+          <w:sz w:val="28"/>
+          <w:szCs w:val="28"/>
+          <w:lang w:val="ru-RU"/>
+        </w:rPr>
+      </w:pPr>
+    </w:p>
+    <w:p>
+      <w:pPr>
+        <w:jc w:val="left"/>
+        <w:rPr>
+          <w:rFonts w:hint="default" w:ascii="Times New Roman" w:hAnsi="Times New Roman" w:cs="Times New Roman"/>
+          <w:b/>
+          <w:bCs/>
+          <w:sz w:val="28"/>
+          <w:szCs w:val="28"/>
+          <w:lang w:val="ru-RU"/>
+        </w:rPr>
+      </w:pPr>
+    </w:p>
+    <w:p>
+      <w:pPr>
+        <w:jc w:val="left"/>
+        <w:rPr>
+          <w:rFonts w:hint="default" w:ascii="Times New Roman" w:hAnsi="Times New Roman" w:cs="Times New Roman"/>
+          <w:b/>
+          <w:bCs/>
+          <w:sz w:val="28"/>
+          <w:szCs w:val="28"/>
+          <w:lang w:val="en-US"/>
+        </w:rPr>
+      </w:pPr>
+      <w:r>
+        <w:rPr>
+          <w:rFonts w:hint="default" w:ascii="Times New Roman" w:hAnsi="Times New Roman" w:cs="Times New Roman"/>
+          <w:b/>
+          <w:bCs/>
+          <w:sz w:val="28"/>
+          <w:szCs w:val="28"/>
+          <w:lang w:val="ru-RU"/>
+        </w:rPr>
+        <w:t>Панель Пользователя</w:t>
+      </w:r>
+      <w:r>
+        <w:rPr>
+          <w:rFonts w:hint="default" w:ascii="Times New Roman" w:hAnsi="Times New Roman" w:cs="Times New Roman"/>
+          <w:b/>
+          <w:bCs/>
+          <w:sz w:val="28"/>
+          <w:szCs w:val="28"/>
+          <w:lang w:val="en-US"/>
+        </w:rPr>
+        <w:t xml:space="preserve"> (</w:t>
+      </w:r>
+      <w:r>
+        <w:rPr>
+          <w:rFonts w:hint="default" w:ascii="Times New Roman" w:hAnsi="Times New Roman" w:cs="Times New Roman"/>
+          <w:b/>
+          <w:bCs/>
+          <w:sz w:val="28"/>
+          <w:szCs w:val="28"/>
+          <w:lang w:val="ru-RU"/>
+        </w:rPr>
+        <w:t>роль клиента):</w:t>
+      </w:r>
+    </w:p>
+    <w:p>
+      <w:pPr>
+        <w:jc w:val="left"/>
+        <w:rPr>
+          <w:rFonts w:hint="default" w:ascii="Times New Roman" w:hAnsi="Times New Roman" w:cs="Times New Roman"/>
+          <w:b/>
+          <w:bCs/>
+          <w:sz w:val="28"/>
+          <w:szCs w:val="28"/>
+          <w:lang w:val="ru-RU"/>
+        </w:rPr>
+      </w:pPr>
+      <w:r>
+        <w:rPr>
+          <w:rFonts w:hint="default" w:ascii="Times New Roman" w:hAnsi="Times New Roman" w:cs="Times New Roman"/>
+          <w:b/>
+          <w:bCs/>
+          <w:sz w:val="28"/>
+          <w:szCs w:val="28"/>
+          <w:lang w:val="ru-RU"/>
+        </w:rPr>
+        <w:drawing>
+          <wp:inline distT="0" distB="0" distL="114300" distR="114300">
+            <wp:extent cx="5455285" cy="2851785"/>
+            <wp:effectExtent l="0" t="0" r="12065" b="5715"/>
+            <wp:docPr id="8" name="Изображение 8" descr="gsdfj"/>
+            <wp:cNvGraphicFramePr>
+              <a:graphicFrameLocks xmlns:a="http://schemas.openxmlformats.org/drawingml/2006/main" noChangeAspect="1"/>
+            </wp:cNvGraphicFramePr>
+            <a:graphic xmlns:a="http://schemas.openxmlformats.org/drawingml/2006/main">
+              <a:graphicData uri="http://schemas.openxmlformats.org/drawingml/2006/picture">
+                <pic:pic xmlns:pic="http://schemas.openxmlformats.org/drawingml/2006/picture">
+                  <pic:nvPicPr>
+                    <pic:cNvPr id="8" name="Изображение 8" descr="gsdfj"/>
+                    <pic:cNvPicPr>
+                      <a:picLocks noChangeAspect="1"/>
+                    </pic:cNvPicPr>
+                  </pic:nvPicPr>
+                  <pic:blipFill>
+                    <a:blip r:embed="rId6"/>
+                    <a:stretch>
+                      <a:fillRect/>
+                    </a:stretch>
+                  </pic:blipFill>
+                  <pic:spPr>
+                    <a:xfrm>
+                      <a:off x="0" y="0"/>
+                      <a:ext cx="5455285" cy="2851785"/>
+                    </a:xfrm>
+                    <a:prstGeom prst="rect">
+                      <a:avLst/>
+                    </a:prstGeom>
+                  </pic:spPr>
+                </pic:pic>
+              </a:graphicData>
+            </a:graphic>
+          </wp:inline>
+        </w:drawing>
+      </w:r>
+    </w:p>
+    <w:p>
+      <w:pPr>
+        <w:jc w:val="left"/>
+        <w:rPr>
+          <w:rFonts w:hint="default" w:ascii="Times New Roman" w:hAnsi="Times New Roman" w:cs="Times New Roman"/>
+          <w:b/>
+          <w:bCs/>
+          <w:sz w:val="28"/>
+          <w:szCs w:val="28"/>
+          <w:lang w:val="ru-RU"/>
+        </w:rPr>
+      </w:pPr>
+    </w:p>
+    <w:p>
+      <w:pPr>
+        <w:jc w:val="left"/>
+        <w:rPr>
+          <w:rFonts w:hint="default" w:ascii="Times New Roman" w:hAnsi="Times New Roman" w:cs="Times New Roman"/>
+          <w:b/>
+          <w:bCs/>
+          <w:sz w:val="28"/>
+          <w:szCs w:val="28"/>
+          <w:lang w:val="ru-RU"/>
+        </w:rPr>
+      </w:pPr>
+      <w:r>
+        <w:rPr>
+          <w:rFonts w:hint="default" w:ascii="Times New Roman" w:hAnsi="Times New Roman" w:cs="Times New Roman"/>
+          <w:b/>
+          <w:bCs/>
+          <w:sz w:val="28"/>
+          <w:szCs w:val="28"/>
+          <w:lang w:val="ru-RU"/>
+        </w:rPr>
+        <w:t>Панель Пользователя</w:t>
+      </w:r>
+      <w:r>
+        <w:rPr>
+          <w:rFonts w:hint="default" w:ascii="Times New Roman" w:hAnsi="Times New Roman" w:cs="Times New Roman"/>
+          <w:b/>
+          <w:bCs/>
+          <w:sz w:val="28"/>
+          <w:szCs w:val="28"/>
+          <w:lang w:val="en-US"/>
+        </w:rPr>
+        <w:t xml:space="preserve"> (</w:t>
+      </w:r>
+      <w:r>
+        <w:rPr>
+          <w:rFonts w:hint="default" w:ascii="Times New Roman" w:hAnsi="Times New Roman" w:cs="Times New Roman"/>
+          <w:b/>
+          <w:bCs/>
+          <w:sz w:val="28"/>
+          <w:szCs w:val="28"/>
+          <w:lang w:val="ru-RU"/>
+        </w:rPr>
+        <w:t>роль менеджера):</w:t>
+      </w:r>
+    </w:p>
+    <w:p>
+      <w:pPr>
+        <w:jc w:val="left"/>
+        <w:rPr>
+          <w:rFonts w:hint="default" w:ascii="Times New Roman" w:hAnsi="Times New Roman" w:cs="Times New Roman"/>
+          <w:sz w:val="28"/>
+          <w:szCs w:val="28"/>
+          <w:lang w:val="en-US"/>
+        </w:rPr>
+      </w:pPr>
+      <w:r>
+        <w:rPr>
+          <w:rFonts w:hint="default" w:ascii="Times New Roman" w:hAnsi="Times New Roman" w:cs="Times New Roman"/>
+          <w:sz w:val="28"/>
+          <w:szCs w:val="28"/>
+          <w:lang w:val="en-US"/>
+        </w:rPr>
+        <w:drawing>
+          <wp:inline distT="0" distB="0" distL="114300" distR="114300">
+            <wp:extent cx="5482590" cy="2865755"/>
+            <wp:effectExtent l="0" t="0" r="3810" b="10795"/>
+            <wp:docPr id="5" name="Изображение 5" descr="asfhgd"/>
+            <wp:cNvGraphicFramePr>
+              <a:graphicFrameLocks xmlns:a="http://schemas.openxmlformats.org/drawingml/2006/main" noChangeAspect="1"/>
+            </wp:cNvGraphicFramePr>
+            <a:graphic xmlns:a="http://schemas.openxmlformats.org/drawingml/2006/main">
+              <a:graphicData uri="http://schemas.openxmlformats.org/drawingml/2006/picture">
+                <pic:pic xmlns:pic="http://schemas.openxmlformats.org/drawingml/2006/picture">
+                  <pic:nvPicPr>
+                    <pic:cNvPr id="5" name="Изображение 5" descr="asfhgd"/>
+                    <pic:cNvPicPr>
+                      <a:picLocks noChangeAspect="1"/>
+                    </pic:cNvPicPr>
+                  </pic:nvPicPr>
+                  <pic:blipFill>
+                    <a:blip r:embed="rId7"/>
+                    <a:stretch>
+                      <a:fillRect/>
+                    </a:stretch>
+                  </pic:blipFill>
+                  <pic:spPr>
+                    <a:xfrm>
+                      <a:off x="0" y="0"/>
+                      <a:ext cx="5482590" cy="2865755"/>
+                    </a:xfrm>
+                    <a:prstGeom prst="rect">
+                      <a:avLst/>
+                    </a:prstGeom>
+                  </pic:spPr>
+                </pic:pic>
+              </a:graphicData>
+            </a:graphic>
+          </wp:inline>
+        </w:drawing>
+      </w:r>
+    </w:p>
+    <w:p>
+      <w:pPr>
+        <w:jc w:val="left"/>
+        <w:rPr>
+          <w:rFonts w:hint="default" w:ascii="Times New Roman" w:hAnsi="Times New Roman" w:cs="Times New Roman"/>
+          <w:sz w:val="28"/>
+          <w:szCs w:val="28"/>
+          <w:lang w:val="en-US"/>
+        </w:rPr>
+      </w:pPr>
+    </w:p>
+    <w:p>
+      <w:pPr>
+        <w:jc w:val="left"/>
+        <w:rPr>
+          <w:rFonts w:hint="default" w:ascii="Times New Roman" w:hAnsi="Times New Roman" w:cs="Times New Roman"/>
+          <w:b/>
+          <w:bCs/>
+          <w:sz w:val="28"/>
+          <w:szCs w:val="28"/>
+          <w:lang w:val="ru-RU"/>
+        </w:rPr>
+      </w:pPr>
+    </w:p>
+    <w:p>
+      <w:pPr>
+        <w:jc w:val="left"/>
+        <w:rPr>
+          <w:rFonts w:hint="default" w:ascii="Times New Roman" w:hAnsi="Times New Roman" w:cs="Times New Roman"/>
+          <w:b/>
+          <w:bCs/>
+          <w:sz w:val="28"/>
+          <w:szCs w:val="28"/>
+          <w:lang w:val="ru-RU"/>
+        </w:rPr>
+      </w:pPr>
+    </w:p>
+    <w:p>
+      <w:pPr>
+        <w:jc w:val="left"/>
+        <w:rPr>
+          <w:rFonts w:hint="default" w:ascii="Times New Roman" w:hAnsi="Times New Roman" w:cs="Times New Roman"/>
+          <w:b/>
+          <w:bCs/>
+          <w:sz w:val="28"/>
+          <w:szCs w:val="28"/>
+          <w:lang w:val="ru-RU"/>
+        </w:rPr>
+      </w:pPr>
+    </w:p>
+    <w:p>
+      <w:pPr>
+        <w:jc w:val="left"/>
+        <w:rPr>
+          <w:rFonts w:hint="default" w:ascii="Times New Roman" w:hAnsi="Times New Roman" w:cs="Times New Roman"/>
+          <w:b/>
+          <w:bCs/>
+          <w:sz w:val="28"/>
+          <w:szCs w:val="28"/>
+          <w:lang w:val="ru-RU"/>
+        </w:rPr>
+      </w:pPr>
+    </w:p>
+    <w:p>
+      <w:pPr>
+        <w:jc w:val="left"/>
+        <w:rPr>
+          <w:rFonts w:hint="default" w:ascii="Times New Roman" w:hAnsi="Times New Roman" w:cs="Times New Roman"/>
+          <w:b/>
+          <w:bCs/>
+          <w:sz w:val="28"/>
+          <w:szCs w:val="28"/>
+          <w:lang w:val="ru-RU"/>
+        </w:rPr>
+      </w:pPr>
+    </w:p>
+    <w:p>
+      <w:pPr>
+        <w:jc w:val="left"/>
+        <w:rPr>
+          <w:rFonts w:hint="default" w:ascii="Times New Roman" w:hAnsi="Times New Roman" w:cs="Times New Roman"/>
+          <w:b/>
+          <w:bCs/>
+          <w:sz w:val="28"/>
+          <w:szCs w:val="28"/>
+          <w:lang w:val="ru-RU"/>
+        </w:rPr>
+      </w:pPr>
+    </w:p>
+    <w:p>
+      <w:pPr>
+        <w:jc w:val="left"/>
+        <w:rPr>
+          <w:rFonts w:hint="default" w:ascii="Times New Roman" w:hAnsi="Times New Roman" w:cs="Times New Roman"/>
+          <w:b/>
+          <w:bCs/>
+          <w:sz w:val="28"/>
+          <w:szCs w:val="28"/>
+          <w:lang w:val="ru-RU"/>
+        </w:rPr>
+      </w:pPr>
+    </w:p>
+    <w:p>
+      <w:pPr>
+        <w:jc w:val="left"/>
+        <w:rPr>
+          <w:rFonts w:hint="default" w:ascii="Times New Roman" w:hAnsi="Times New Roman" w:cs="Times New Roman"/>
+          <w:b/>
+          <w:bCs/>
+          <w:sz w:val="28"/>
+          <w:szCs w:val="28"/>
+          <w:lang w:val="ru-RU"/>
+        </w:rPr>
+      </w:pPr>
+    </w:p>
+    <w:p>
+      <w:pPr>
+        <w:jc w:val="left"/>
+        <w:rPr>
+          <w:rFonts w:hint="default" w:ascii="Times New Roman" w:hAnsi="Times New Roman" w:cs="Times New Roman"/>
+          <w:b/>
+          <w:bCs/>
+          <w:sz w:val="28"/>
+          <w:szCs w:val="28"/>
+          <w:lang w:val="ru-RU"/>
+        </w:rPr>
+      </w:pPr>
+    </w:p>
+    <w:p>
+      <w:pPr>
+        <w:jc w:val="left"/>
+        <w:rPr>
+          <w:rFonts w:hint="default" w:ascii="Times New Roman" w:hAnsi="Times New Roman" w:cs="Times New Roman"/>
+          <w:b/>
+          <w:bCs/>
+          <w:sz w:val="28"/>
+          <w:szCs w:val="28"/>
+          <w:lang w:val="ru-RU"/>
+        </w:rPr>
+      </w:pPr>
+    </w:p>
+    <w:p>
+      <w:pPr>
+        <w:jc w:val="left"/>
+        <w:rPr>
+          <w:rFonts w:hint="default" w:ascii="Times New Roman" w:hAnsi="Times New Roman" w:cs="Times New Roman"/>
+          <w:b/>
+          <w:bCs/>
+          <w:sz w:val="28"/>
+          <w:szCs w:val="28"/>
+          <w:lang w:val="ru-RU"/>
+        </w:rPr>
+      </w:pPr>
+    </w:p>
+    <w:p>
+      <w:pPr>
+        <w:jc w:val="left"/>
+        <w:rPr>
+          <w:rFonts w:hint="default" w:ascii="Times New Roman" w:hAnsi="Times New Roman" w:cs="Times New Roman"/>
+          <w:b/>
+          <w:bCs/>
+          <w:sz w:val="28"/>
+          <w:szCs w:val="28"/>
+          <w:lang w:val="en-US"/>
+        </w:rPr>
+      </w:pPr>
+      <w:r>
+        <w:rPr>
+          <w:rFonts w:hint="default" w:ascii="Times New Roman" w:hAnsi="Times New Roman" w:cs="Times New Roman"/>
+          <w:b/>
+          <w:bCs/>
+          <w:sz w:val="28"/>
+          <w:szCs w:val="28"/>
+          <w:lang w:val="ru-RU"/>
+        </w:rPr>
+        <w:t>Панель Пользователя</w:t>
+      </w:r>
+      <w:r>
+        <w:rPr>
+          <w:rFonts w:hint="default" w:ascii="Times New Roman" w:hAnsi="Times New Roman" w:cs="Times New Roman"/>
+          <w:b/>
+          <w:bCs/>
+          <w:sz w:val="28"/>
+          <w:szCs w:val="28"/>
+          <w:lang w:val="en-US"/>
+        </w:rPr>
+        <w:t xml:space="preserve"> (</w:t>
+      </w:r>
+      <w:r>
+        <w:rPr>
+          <w:rFonts w:hint="default" w:ascii="Times New Roman" w:hAnsi="Times New Roman" w:cs="Times New Roman"/>
+          <w:b/>
+          <w:bCs/>
+          <w:sz w:val="28"/>
+          <w:szCs w:val="28"/>
+          <w:lang w:val="ru-RU"/>
+        </w:rPr>
+        <w:t>роль админа):</w:t>
+      </w:r>
+    </w:p>
+    <w:p>
+      <w:pPr>
+        <w:jc w:val="center"/>
+        <w:rPr>
+          <w:rFonts w:hint="default" w:ascii="Times New Roman" w:hAnsi="Times New Roman" w:cs="Times New Roman"/>
+          <w:sz w:val="28"/>
+          <w:szCs w:val="28"/>
+          <w:lang w:val="ru-RU"/>
+        </w:rPr>
+      </w:pPr>
+      <w:r>
+        <w:rPr>
+          <w:rFonts w:hint="default" w:ascii="Times New Roman" w:hAnsi="Times New Roman" w:cs="Times New Roman"/>
+          <w:sz w:val="28"/>
+          <w:szCs w:val="28"/>
+          <w:lang w:val="ru-RU"/>
+        </w:rPr>
+        <w:br w:type="textWrapping"/>
+      </w:r>
+      <w:r>
+        <w:rPr>
+          <w:rFonts w:hint="default" w:ascii="Times New Roman" w:hAnsi="Times New Roman" w:cs="Times New Roman"/>
+          <w:sz w:val="28"/>
+          <w:szCs w:val="28"/>
+          <w:lang w:val="ru-RU"/>
+        </w:rPr>
+        <w:drawing>
+          <wp:inline distT="0" distB="0" distL="114300" distR="114300">
+            <wp:extent cx="5194935" cy="2579370"/>
+            <wp:effectExtent l="0" t="0" r="5715" b="11430"/>
             <wp:docPr id="2" name="Изображение 2" descr="dsfh"/>
             <wp:cNvGraphicFramePr>
               <a:graphicFrameLocks xmlns:a="http://schemas.openxmlformats.org/drawingml/2006/main" noChangeAspect="1"/>
@@ -197,7 +798,7 @@
                     </pic:cNvPicPr>
                   </pic:nvPicPr>
                   <pic:blipFill>
-                    <a:blip r:embed="rId5"/>
+                    <a:blip r:embed="rId8"/>
                     <a:stretch>
                       <a:fillRect/>
                     </a:stretch>
@@ -205,7 +806,7 @@
                   <pic:spPr>
                     <a:xfrm>
                       <a:off x="0" y="0"/>
-                      <a:ext cx="5271770" cy="2736215"/>
+                      <a:ext cx="5194935" cy="2579370"/>
                     </a:xfrm>
                     <a:prstGeom prst="rect">
                       <a:avLst/>
@@ -234,83 +835,6 @@
         <w:jc w:val="left"/>
         <w:rPr>
           <w:rFonts w:hint="default" w:ascii="Times New Roman" w:hAnsi="Times New Roman" w:cs="Times New Roman"/>
-          <w:sz w:val="28"/>
-          <w:szCs w:val="28"/>
-          <w:lang w:val="ru-RU"/>
-        </w:rPr>
-      </w:pPr>
-    </w:p>
-    <w:p>
-      <w:pPr>
-        <w:jc w:val="left"/>
-        <w:rPr>
-          <w:rFonts w:hint="default" w:ascii="Times New Roman" w:hAnsi="Times New Roman" w:cs="Times New Roman"/>
-          <w:sz w:val="28"/>
-          <w:szCs w:val="28"/>
-          <w:lang w:val="ru-RU"/>
-        </w:rPr>
-      </w:pPr>
-    </w:p>
-    <w:p>
-      <w:pPr>
-        <w:jc w:val="left"/>
-        <w:rPr>
-          <w:rFonts w:hint="default" w:ascii="Times New Roman" w:hAnsi="Times New Roman" w:cs="Times New Roman"/>
-          <w:sz w:val="28"/>
-          <w:szCs w:val="28"/>
-          <w:lang w:val="ru-RU"/>
-        </w:rPr>
-      </w:pPr>
-    </w:p>
-    <w:p>
-      <w:pPr>
-        <w:jc w:val="left"/>
-        <w:rPr>
-          <w:rFonts w:hint="default" w:ascii="Times New Roman" w:hAnsi="Times New Roman" w:cs="Times New Roman"/>
-          <w:sz w:val="28"/>
-          <w:szCs w:val="28"/>
-          <w:lang w:val="ru-RU"/>
-        </w:rPr>
-      </w:pPr>
-    </w:p>
-    <w:p>
-      <w:pPr>
-        <w:jc w:val="left"/>
-        <w:rPr>
-          <w:rFonts w:hint="default" w:ascii="Times New Roman" w:hAnsi="Times New Roman" w:cs="Times New Roman"/>
-          <w:sz w:val="28"/>
-          <w:szCs w:val="28"/>
-          <w:lang w:val="ru-RU"/>
-        </w:rPr>
-      </w:pPr>
-    </w:p>
-    <w:p>
-      <w:pPr>
-        <w:jc w:val="left"/>
-        <w:rPr>
-          <w:rFonts w:hint="default" w:ascii="Times New Roman" w:hAnsi="Times New Roman" w:cs="Times New Roman"/>
-          <w:sz w:val="28"/>
-          <w:szCs w:val="28"/>
-          <w:lang w:val="ru-RU"/>
-        </w:rPr>
-      </w:pPr>
-    </w:p>
-    <w:p>
-      <w:pPr>
-        <w:jc w:val="left"/>
-        <w:rPr>
-          <w:rFonts w:hint="default" w:ascii="Times New Roman" w:hAnsi="Times New Roman" w:cs="Times New Roman"/>
-          <w:sz w:val="28"/>
-          <w:szCs w:val="28"/>
-          <w:lang w:val="ru-RU"/>
-        </w:rPr>
-      </w:pPr>
-    </w:p>
-    <w:p>
-      <w:pPr>
-        <w:jc w:val="left"/>
-        <w:rPr>
-          <w:rFonts w:hint="default" w:ascii="Times New Roman" w:hAnsi="Times New Roman" w:cs="Times New Roman"/>
           <w:b/>
           <w:bCs/>
           <w:sz w:val="28"/>
@@ -340,8 +864,6 @@
           <w:lang w:val="ru-RU"/>
         </w:rPr>
       </w:pPr>
-      <w:bookmarkStart w:id="0" w:name="_GoBack"/>
-      <w:bookmarkEnd w:id="0"/>
       <w:r>
         <w:rPr>
           <w:rFonts w:hint="default" w:ascii="Times New Roman" w:hAnsi="Times New Roman" w:cs="Times New Roman"/>
@@ -376,7 +898,7 @@
                     </pic:cNvPicPr>
                   </pic:nvPicPr>
                   <pic:blipFill>
-                    <a:blip r:embed="rId6"/>
+                    <a:blip r:embed="rId9"/>
                     <a:stretch>
                       <a:fillRect/>
                     </a:stretch>
@@ -420,6 +942,136 @@
           <w:lang w:val="ru-RU"/>
         </w:rPr>
       </w:pPr>
+    </w:p>
+    <w:p>
+      <w:pPr>
+        <w:jc w:val="left"/>
+        <w:rPr>
+          <w:rFonts w:hint="default" w:ascii="Times New Roman" w:hAnsi="Times New Roman" w:cs="Times New Roman"/>
+          <w:b/>
+          <w:bCs/>
+          <w:sz w:val="28"/>
+          <w:szCs w:val="28"/>
+          <w:lang w:val="ru-RU"/>
+        </w:rPr>
+      </w:pPr>
+    </w:p>
+    <w:p>
+      <w:pPr>
+        <w:jc w:val="left"/>
+        <w:rPr>
+          <w:rFonts w:hint="default" w:ascii="Times New Roman" w:hAnsi="Times New Roman" w:cs="Times New Roman"/>
+          <w:b/>
+          <w:bCs/>
+          <w:sz w:val="28"/>
+          <w:szCs w:val="28"/>
+          <w:lang w:val="ru-RU"/>
+        </w:rPr>
+      </w:pPr>
+    </w:p>
+    <w:p>
+      <w:pPr>
+        <w:jc w:val="left"/>
+        <w:rPr>
+          <w:rFonts w:hint="default" w:ascii="Times New Roman" w:hAnsi="Times New Roman" w:cs="Times New Roman"/>
+          <w:b/>
+          <w:bCs/>
+          <w:sz w:val="28"/>
+          <w:szCs w:val="28"/>
+          <w:lang w:val="ru-RU"/>
+        </w:rPr>
+      </w:pPr>
+    </w:p>
+    <w:p>
+      <w:pPr>
+        <w:jc w:val="left"/>
+        <w:rPr>
+          <w:rFonts w:hint="default" w:ascii="Times New Roman" w:hAnsi="Times New Roman" w:cs="Times New Roman"/>
+          <w:b/>
+          <w:bCs/>
+          <w:sz w:val="28"/>
+          <w:szCs w:val="28"/>
+          <w:lang w:val="ru-RU"/>
+        </w:rPr>
+      </w:pPr>
+    </w:p>
+    <w:p>
+      <w:pPr>
+        <w:jc w:val="left"/>
+        <w:rPr>
+          <w:rFonts w:hint="default" w:ascii="Times New Roman" w:hAnsi="Times New Roman" w:cs="Times New Roman"/>
+          <w:b/>
+          <w:bCs/>
+          <w:sz w:val="28"/>
+          <w:szCs w:val="28"/>
+          <w:lang w:val="ru-RU"/>
+        </w:rPr>
+      </w:pPr>
+    </w:p>
+    <w:p>
+      <w:pPr>
+        <w:jc w:val="left"/>
+        <w:rPr>
+          <w:rFonts w:hint="default" w:ascii="Times New Roman" w:hAnsi="Times New Roman" w:cs="Times New Roman"/>
+          <w:b/>
+          <w:bCs/>
+          <w:sz w:val="28"/>
+          <w:szCs w:val="28"/>
+          <w:lang w:val="ru-RU"/>
+        </w:rPr>
+      </w:pPr>
+    </w:p>
+    <w:p>
+      <w:pPr>
+        <w:jc w:val="left"/>
+        <w:rPr>
+          <w:rFonts w:hint="default" w:ascii="Times New Roman" w:hAnsi="Times New Roman" w:cs="Times New Roman"/>
+          <w:b/>
+          <w:bCs/>
+          <w:sz w:val="28"/>
+          <w:szCs w:val="28"/>
+          <w:lang w:val="ru-RU"/>
+        </w:rPr>
+      </w:pPr>
+    </w:p>
+    <w:p>
+      <w:pPr>
+        <w:jc w:val="left"/>
+        <w:rPr>
+          <w:rFonts w:hint="default" w:ascii="Times New Roman" w:hAnsi="Times New Roman" w:cs="Times New Roman"/>
+          <w:b/>
+          <w:bCs/>
+          <w:sz w:val="28"/>
+          <w:szCs w:val="28"/>
+          <w:lang w:val="ru-RU"/>
+        </w:rPr>
+      </w:pPr>
+    </w:p>
+    <w:p>
+      <w:pPr>
+        <w:jc w:val="left"/>
+        <w:rPr>
+          <w:rFonts w:hint="default" w:ascii="Times New Roman" w:hAnsi="Times New Roman" w:cs="Times New Roman"/>
+          <w:b/>
+          <w:bCs/>
+          <w:sz w:val="28"/>
+          <w:szCs w:val="28"/>
+          <w:lang w:val="ru-RU"/>
+        </w:rPr>
+      </w:pPr>
+    </w:p>
+    <w:p>
+      <w:pPr>
+        <w:jc w:val="left"/>
+        <w:rPr>
+          <w:rFonts w:hint="default" w:ascii="Times New Roman" w:hAnsi="Times New Roman" w:cs="Times New Roman"/>
+          <w:b/>
+          <w:bCs/>
+          <w:sz w:val="28"/>
+          <w:szCs w:val="28"/>
+          <w:lang w:val="ru-RU"/>
+        </w:rPr>
+      </w:pPr>
       <w:r>
         <w:rPr>
           <w:rFonts w:hint="default" w:ascii="Times New Roman" w:hAnsi="Times New Roman" w:cs="Times New Roman"/>
@@ -434,23 +1086,25 @@
     </w:p>
     <w:p>
       <w:pPr>
-        <w:jc w:val="center"/>
-        <w:rPr>
-          <w:rFonts w:hint="default" w:ascii="Times New Roman" w:hAnsi="Times New Roman" w:cs="Times New Roman"/>
-          <w:sz w:val="28"/>
-          <w:szCs w:val="28"/>
-          <w:lang w:val="ru-RU"/>
-        </w:rPr>
-      </w:pPr>
-      <w:r>
-        <w:rPr>
-          <w:rFonts w:hint="default" w:ascii="Times New Roman" w:hAnsi="Times New Roman" w:cs="Times New Roman"/>
-          <w:sz w:val="28"/>
-          <w:szCs w:val="28"/>
-          <w:lang w:val="ru-RU"/>
-        </w:rPr>
-        <w:br w:type="textWrapping"/>
-      </w:r>
+        <w:jc w:val="both"/>
+        <w:rPr>
+          <w:rFonts w:hint="default" w:ascii="Times New Roman" w:hAnsi="Times New Roman" w:cs="Times New Roman"/>
+          <w:sz w:val="28"/>
+          <w:szCs w:val="28"/>
+          <w:lang w:val="en-US"/>
+        </w:rPr>
+      </w:pPr>
+    </w:p>
+    <w:p>
+      <w:pPr>
+        <w:jc w:val="both"/>
+        <w:rPr>
+          <w:rFonts w:hint="default" w:ascii="Times New Roman" w:hAnsi="Times New Roman" w:cs="Times New Roman"/>
+          <w:sz w:val="28"/>
+          <w:szCs w:val="28"/>
+          <w:lang w:val="ru-RU"/>
+        </w:rPr>
+      </w:pPr>
       <w:r>
         <w:rPr>
           <w:rFonts w:hint="default" w:ascii="Times New Roman" w:hAnsi="Times New Roman" w:cs="Times New Roman"/>
@@ -460,9 +1114,9 @@
         </w:rPr>
         <w:drawing>
           <wp:inline distT="0" distB="0" distL="114300" distR="114300">
-            <wp:extent cx="5265420" cy="2842260"/>
-            <wp:effectExtent l="0" t="0" r="11430" b="15240"/>
-            <wp:docPr id="5" name="Изображение 5" descr="вфыар"/>
+            <wp:extent cx="5273675" cy="2865120"/>
+            <wp:effectExtent l="0" t="0" r="3175" b="11430"/>
+            <wp:docPr id="9" name="Изображение 9" descr="вапрв"/>
             <wp:cNvGraphicFramePr>
               <a:graphicFrameLocks xmlns:a="http://schemas.openxmlformats.org/drawingml/2006/main" noChangeAspect="1"/>
             </wp:cNvGraphicFramePr>
@@ -470,13 +1124,13 @@
               <a:graphicData uri="http://schemas.openxmlformats.org/drawingml/2006/picture">
                 <pic:pic xmlns:pic="http://schemas.openxmlformats.org/drawingml/2006/picture">
                   <pic:nvPicPr>
-                    <pic:cNvPr id="5" name="Изображение 5" descr="вфыар"/>
+                    <pic:cNvPr id="9" name="Изображение 9" descr="вапрв"/>
                     <pic:cNvPicPr>
                       <a:picLocks noChangeAspect="1"/>
                     </pic:cNvPicPr>
                   </pic:nvPicPr>
                   <pic:blipFill>
-                    <a:blip r:embed="rId7"/>
+                    <a:blip r:embed="rId10"/>
                     <a:stretch>
                       <a:fillRect/>
                     </a:stretch>
@@ -484,7 +1138,7 @@
                   <pic:spPr>
                     <a:xfrm>
                       <a:off x="0" y="0"/>
-                      <a:ext cx="5265420" cy="2842260"/>
+                      <a:ext cx="5273675" cy="2865120"/>
                     </a:xfrm>
                     <a:prstGeom prst="rect">
                       <a:avLst/>
@@ -513,127 +1167,39 @@
         <w:jc w:val="left"/>
         <w:rPr>
           <w:rFonts w:hint="default" w:ascii="Times New Roman" w:hAnsi="Times New Roman" w:cs="Times New Roman"/>
-          <w:sz w:val="28"/>
-          <w:szCs w:val="28"/>
-          <w:lang w:val="ru-RU"/>
-        </w:rPr>
-      </w:pPr>
-    </w:p>
-    <w:p>
-      <w:pPr>
-        <w:jc w:val="left"/>
-        <w:rPr>
-          <w:rFonts w:hint="default" w:ascii="Times New Roman" w:hAnsi="Times New Roman" w:cs="Times New Roman"/>
-          <w:sz w:val="28"/>
-          <w:szCs w:val="28"/>
-          <w:lang w:val="ru-RU"/>
-        </w:rPr>
-      </w:pPr>
-    </w:p>
-    <w:p>
-      <w:pPr>
-        <w:jc w:val="left"/>
-        <w:rPr>
-          <w:rFonts w:hint="default" w:ascii="Times New Roman" w:hAnsi="Times New Roman" w:cs="Times New Roman"/>
-          <w:sz w:val="28"/>
-          <w:szCs w:val="28"/>
-          <w:lang w:val="ru-RU"/>
-        </w:rPr>
-      </w:pPr>
-    </w:p>
-    <w:p>
-      <w:pPr>
-        <w:jc w:val="left"/>
-        <w:rPr>
-          <w:rFonts w:hint="default" w:ascii="Times New Roman" w:hAnsi="Times New Roman" w:cs="Times New Roman"/>
-          <w:sz w:val="28"/>
-          <w:szCs w:val="28"/>
-          <w:lang w:val="ru-RU"/>
-        </w:rPr>
-      </w:pPr>
-    </w:p>
-    <w:p>
-      <w:pPr>
-        <w:jc w:val="left"/>
-        <w:rPr>
-          <w:rFonts w:hint="default" w:ascii="Times New Roman" w:hAnsi="Times New Roman" w:cs="Times New Roman"/>
-          <w:sz w:val="28"/>
-          <w:szCs w:val="28"/>
-          <w:lang w:val="ru-RU"/>
-        </w:rPr>
-      </w:pPr>
-    </w:p>
-    <w:p>
-      <w:pPr>
-        <w:jc w:val="left"/>
-        <w:rPr>
-          <w:rFonts w:hint="default" w:ascii="Times New Roman" w:hAnsi="Times New Roman" w:cs="Times New Roman"/>
-          <w:sz w:val="28"/>
-          <w:szCs w:val="28"/>
-          <w:lang w:val="ru-RU"/>
-        </w:rPr>
-      </w:pPr>
-    </w:p>
-    <w:p>
-      <w:pPr>
-        <w:jc w:val="left"/>
-        <w:rPr>
-          <w:rFonts w:hint="default" w:ascii="Times New Roman" w:hAnsi="Times New Roman" w:cs="Times New Roman"/>
-          <w:sz w:val="28"/>
-          <w:szCs w:val="28"/>
-          <w:lang w:val="ru-RU"/>
-        </w:rPr>
-      </w:pPr>
-    </w:p>
-    <w:p>
-      <w:pPr>
-        <w:jc w:val="left"/>
-        <w:rPr>
-          <w:rFonts w:hint="default" w:ascii="Times New Roman" w:hAnsi="Times New Roman" w:cs="Times New Roman"/>
-          <w:sz w:val="28"/>
-          <w:szCs w:val="28"/>
-          <w:lang w:val="ru-RU"/>
-        </w:rPr>
-      </w:pPr>
-    </w:p>
-    <w:p>
-      <w:pPr>
-        <w:jc w:val="left"/>
-        <w:rPr>
-          <w:rFonts w:hint="default" w:ascii="Times New Roman" w:hAnsi="Times New Roman" w:cs="Times New Roman"/>
-          <w:b/>
-          <w:bCs/>
-          <w:sz w:val="28"/>
-          <w:szCs w:val="28"/>
-          <w:lang w:val="ru-RU"/>
-        </w:rPr>
-      </w:pPr>
-      <w:r>
-        <w:rPr>
-          <w:rFonts w:hint="default" w:ascii="Times New Roman" w:hAnsi="Times New Roman" w:cs="Times New Roman"/>
-          <w:b/>
-          <w:bCs/>
-          <w:sz w:val="28"/>
-          <w:szCs w:val="28"/>
-          <w:lang w:val="ru-RU"/>
-        </w:rPr>
-        <w:t>Магазин Обуви, Покупка Товара:</w:t>
-      </w:r>
-    </w:p>
-    <w:p>
-      <w:pPr>
-        <w:jc w:val="left"/>
-        <w:rPr>
-          <w:rFonts w:hint="default" w:ascii="Times New Roman" w:hAnsi="Times New Roman" w:cs="Times New Roman"/>
-          <w:sz w:val="28"/>
-          <w:szCs w:val="28"/>
-          <w:lang w:val="ru-RU"/>
-        </w:rPr>
-      </w:pPr>
-    </w:p>
-    <w:p>
-      <w:pPr>
-        <w:jc w:val="center"/>
+          <w:b/>
+          <w:bCs/>
+          <w:sz w:val="28"/>
+          <w:szCs w:val="28"/>
+          <w:lang w:val="ru-RU"/>
+        </w:rPr>
+      </w:pPr>
+      <w:r>
+        <w:rPr>
+          <w:rFonts w:hint="default" w:ascii="Times New Roman" w:hAnsi="Times New Roman" w:cs="Times New Roman"/>
+          <w:b/>
+          <w:bCs/>
+          <w:sz w:val="28"/>
+          <w:szCs w:val="28"/>
+          <w:lang w:val="ru-RU"/>
+        </w:rPr>
+        <w:t>Редактирование Заказа:</w:t>
+      </w:r>
+    </w:p>
+    <w:p>
+      <w:pPr>
+        <w:jc w:val="left"/>
+        <w:rPr>
+          <w:rFonts w:hint="default" w:ascii="Times New Roman" w:hAnsi="Times New Roman" w:cs="Times New Roman"/>
+          <w:sz w:val="28"/>
+          <w:szCs w:val="28"/>
+          <w:lang w:val="ru-RU"/>
+        </w:rPr>
+      </w:pPr>
+    </w:p>
+    <w:p>
+      <w:pPr>
+        <w:jc w:val="left"/>
         <w:rPr>
           <w:rFonts w:hint="default" w:ascii="Times New Roman" w:hAnsi="Times New Roman" w:cs="Times New Roman"/>
           <w:sz w:val="28"/>
@@ -650,9 +1216,9 @@
         </w:rPr>
         <w:drawing>
           <wp:inline distT="0" distB="0" distL="114300" distR="114300">
-            <wp:extent cx="5262245" cy="2888615"/>
-            <wp:effectExtent l="0" t="0" r="14605" b="6985"/>
-            <wp:docPr id="6" name="Изображение 6" descr="фыарп"/>
+            <wp:extent cx="5273040" cy="3235960"/>
+            <wp:effectExtent l="0" t="0" r="3810" b="2540"/>
+            <wp:docPr id="10" name="Изображение 10" descr="оарл"/>
             <wp:cNvGraphicFramePr>
               <a:graphicFrameLocks xmlns:a="http://schemas.openxmlformats.org/drawingml/2006/main" noChangeAspect="1"/>
             </wp:cNvGraphicFramePr>
@@ -660,13 +1226,13 @@
               <a:graphicData uri="http://schemas.openxmlformats.org/drawingml/2006/picture">
                 <pic:pic xmlns:pic="http://schemas.openxmlformats.org/drawingml/2006/picture">
                   <pic:nvPicPr>
-                    <pic:cNvPr id="6" name="Изображение 6" descr="фыарп"/>
+                    <pic:cNvPr id="10" name="Изображение 10" descr="оарл"/>
                     <pic:cNvPicPr>
                       <a:picLocks noChangeAspect="1"/>
                     </pic:cNvPicPr>
                   </pic:nvPicPr>
                   <pic:blipFill>
-                    <a:blip r:embed="rId8"/>
+                    <a:blip r:embed="rId11"/>
                     <a:stretch>
                       <a:fillRect/>
                     </a:stretch>
@@ -674,7 +1240,7 @@
                   <pic:spPr>
                     <a:xfrm>
                       <a:off x="0" y="0"/>
-                      <a:ext cx="5262245" cy="2888615"/>
+                      <a:ext cx="5273040" cy="3235960"/>
                     </a:xfrm>
                     <a:prstGeom prst="rect">
                       <a:avLst/>
@@ -686,6 +1252,187 @@
           </wp:inline>
         </w:drawing>
       </w:r>
+    </w:p>
+    <w:p>
+      <w:pPr>
+        <w:jc w:val="left"/>
+        <w:rPr>
+          <w:rFonts w:hint="default" w:ascii="Times New Roman" w:hAnsi="Times New Roman" w:cs="Times New Roman"/>
+          <w:sz w:val="28"/>
+          <w:szCs w:val="28"/>
+          <w:lang w:val="ru-RU"/>
+        </w:rPr>
+      </w:pPr>
+    </w:p>
+    <w:p>
+      <w:pPr>
+        <w:jc w:val="left"/>
+        <w:rPr>
+          <w:rFonts w:hint="default" w:ascii="Times New Roman" w:hAnsi="Times New Roman" w:cs="Times New Roman"/>
+          <w:sz w:val="28"/>
+          <w:szCs w:val="28"/>
+          <w:lang w:val="ru-RU"/>
+        </w:rPr>
+      </w:pPr>
+    </w:p>
+    <w:p>
+      <w:pPr>
+        <w:jc w:val="left"/>
+        <w:rPr>
+          <w:rFonts w:hint="default" w:ascii="Times New Roman" w:hAnsi="Times New Roman" w:cs="Times New Roman"/>
+          <w:sz w:val="28"/>
+          <w:szCs w:val="28"/>
+          <w:lang w:val="ru-RU"/>
+        </w:rPr>
+      </w:pPr>
+    </w:p>
+    <w:p>
+      <w:pPr>
+        <w:jc w:val="left"/>
+        <w:rPr>
+          <w:rFonts w:hint="default" w:ascii="Times New Roman" w:hAnsi="Times New Roman" w:cs="Times New Roman"/>
+          <w:sz w:val="28"/>
+          <w:szCs w:val="28"/>
+          <w:lang w:val="ru-RU"/>
+        </w:rPr>
+      </w:pPr>
+    </w:p>
+    <w:p>
+      <w:pPr>
+        <w:jc w:val="left"/>
+        <w:rPr>
+          <w:rFonts w:hint="default" w:ascii="Times New Roman" w:hAnsi="Times New Roman" w:cs="Times New Roman"/>
+          <w:sz w:val="28"/>
+          <w:szCs w:val="28"/>
+          <w:lang w:val="ru-RU"/>
+        </w:rPr>
+      </w:pPr>
+    </w:p>
+    <w:p>
+      <w:pPr>
+        <w:jc w:val="left"/>
+        <w:rPr>
+          <w:rFonts w:hint="default" w:ascii="Times New Roman" w:hAnsi="Times New Roman" w:cs="Times New Roman"/>
+          <w:sz w:val="28"/>
+          <w:szCs w:val="28"/>
+          <w:lang w:val="ru-RU"/>
+        </w:rPr>
+      </w:pPr>
+    </w:p>
+    <w:p>
+      <w:pPr>
+        <w:jc w:val="left"/>
+        <w:rPr>
+          <w:rFonts w:hint="default" w:ascii="Times New Roman" w:hAnsi="Times New Roman" w:cs="Times New Roman"/>
+          <w:sz w:val="28"/>
+          <w:szCs w:val="28"/>
+          <w:lang w:val="ru-RU"/>
+        </w:rPr>
+      </w:pPr>
+    </w:p>
+    <w:p>
+      <w:pPr>
+        <w:jc w:val="left"/>
+        <w:rPr>
+          <w:rFonts w:hint="default" w:ascii="Times New Roman" w:hAnsi="Times New Roman" w:cs="Times New Roman"/>
+          <w:sz w:val="28"/>
+          <w:szCs w:val="28"/>
+          <w:lang w:val="ru-RU"/>
+        </w:rPr>
+      </w:pPr>
+    </w:p>
+    <w:p>
+      <w:pPr>
+        <w:jc w:val="left"/>
+        <w:rPr>
+          <w:rFonts w:hint="default" w:ascii="Times New Roman" w:hAnsi="Times New Roman" w:cs="Times New Roman"/>
+          <w:b/>
+          <w:bCs/>
+          <w:sz w:val="28"/>
+          <w:szCs w:val="28"/>
+          <w:lang w:val="ru-RU"/>
+        </w:rPr>
+      </w:pPr>
+      <w:r>
+        <w:rPr>
+          <w:rFonts w:hint="default" w:ascii="Times New Roman" w:hAnsi="Times New Roman" w:cs="Times New Roman"/>
+          <w:b/>
+          <w:bCs/>
+          <w:sz w:val="28"/>
+          <w:szCs w:val="28"/>
+          <w:lang w:val="ru-RU"/>
+        </w:rPr>
+        <w:t>Магазин Обуви, Покупка Товара:</w:t>
+      </w:r>
+    </w:p>
+    <w:p>
+      <w:pPr>
+        <w:jc w:val="left"/>
+        <w:rPr>
+          <w:rFonts w:hint="default" w:ascii="Times New Roman" w:hAnsi="Times New Roman" w:cs="Times New Roman"/>
+          <w:sz w:val="28"/>
+          <w:szCs w:val="28"/>
+          <w:lang w:val="ru-RU"/>
+        </w:rPr>
+      </w:pPr>
+    </w:p>
+    <w:p>
+      <w:pPr>
+        <w:jc w:val="center"/>
+        <w:rPr>
+          <w:rFonts w:hint="default" w:ascii="Times New Roman" w:hAnsi="Times New Roman" w:cs="Times New Roman"/>
+          <w:sz w:val="28"/>
+          <w:szCs w:val="28"/>
+          <w:lang w:val="ru-RU"/>
+        </w:rPr>
+      </w:pPr>
+      <w:r>
+        <w:rPr>
+          <w:rFonts w:hint="default" w:ascii="Times New Roman" w:hAnsi="Times New Roman" w:cs="Times New Roman"/>
+          <w:sz w:val="28"/>
+          <w:szCs w:val="28"/>
+          <w:lang w:val="ru-RU"/>
+        </w:rPr>
+        <w:drawing>
+          <wp:inline distT="0" distB="0" distL="114300" distR="114300">
+            <wp:extent cx="5269865" cy="2872740"/>
+            <wp:effectExtent l="0" t="0" r="6985" b="3810"/>
+            <wp:docPr id="11" name="Изображение 11" descr="оарол"/>
+            <wp:cNvGraphicFramePr>
+              <a:graphicFrameLocks xmlns:a="http://schemas.openxmlformats.org/drawingml/2006/main" noChangeAspect="1"/>
+            </wp:cNvGraphicFramePr>
+            <a:graphic xmlns:a="http://schemas.openxmlformats.org/drawingml/2006/main">
+              <a:graphicData uri="http://schemas.openxmlformats.org/drawingml/2006/picture">
+                <pic:pic xmlns:pic="http://schemas.openxmlformats.org/drawingml/2006/picture">
+                  <pic:nvPicPr>
+                    <pic:cNvPr id="11" name="Изображение 11" descr="оарол"/>
+                    <pic:cNvPicPr>
+                      <a:picLocks noChangeAspect="1"/>
+                    </pic:cNvPicPr>
+                  </pic:nvPicPr>
+                  <pic:blipFill>
+                    <a:blip r:embed="rId12"/>
+                    <a:stretch>
+                      <a:fillRect/>
+                    </a:stretch>
+                  </pic:blipFill>
+                  <pic:spPr>
+                    <a:xfrm>
+                      <a:off x="0" y="0"/>
+                      <a:ext cx="5269865" cy="2872740"/>
+                    </a:xfrm>
+                    <a:prstGeom prst="rect">
+                      <a:avLst/>
+                    </a:prstGeom>
+                  </pic:spPr>
+                </pic:pic>
+              </a:graphicData>
+            </a:graphic>
+          </wp:inline>
+        </w:drawing>
+      </w:r>
+      <w:bookmarkStart w:id="0" w:name="_GoBack"/>
+      <w:bookmarkEnd w:id="0"/>
     </w:p>
     <w:p>
       <w:pPr>
@@ -766,7 +1513,7 @@
                     </pic:cNvPicPr>
                   </pic:nvPicPr>
                   <pic:blipFill>
-                    <a:blip r:embed="rId9"/>
+                    <a:blip r:embed="rId13"/>
                     <a:stretch>
                       <a:fillRect/>
                     </a:stretch>
@@ -911,7 +1658,7 @@
     <w:lsdException w:unhideWhenUsed="0" w:uiPriority="0" w:semiHidden="0" w:name="HTML Sample"/>
     <w:lsdException w:unhideWhenUsed="0" w:uiPriority="0" w:semiHidden="0" w:name="HTML Typewriter"/>
     <w:lsdException w:unhideWhenUsed="0" w:uiPriority="0" w:semiHidden="0" w:name="HTML Variable"/>
-    <w:lsdException w:unhideWhenUsed="0" w:uiPriority="0" w:name="Normal Table"/>
+    <w:lsdException w:qFormat="1" w:unhideWhenUsed="0" w:uiPriority="0" w:name="Normal Table"/>
     <w:lsdException w:unhideWhenUsed="0" w:uiPriority="0" w:semiHidden="0" w:name="annotation subject"/>
     <w:lsdException w:unhideWhenUsed="0" w:uiPriority="0" w:semiHidden="0" w:name="Table Simple 1"/>
     <w:lsdException w:unhideWhenUsed="0" w:uiPriority="0" w:semiHidden="0" w:name="Table Simple 2"/>
@@ -976,6 +1723,7 @@
   <w:style w:type="table" w:default="1" w:styleId="3">
     <w:name w:val="Normal Table"/>
     <w:semiHidden/>
+    <w:qFormat/>
     <w:uiPriority w:val="0"/>
     <w:tblPr>
       <w:tblCellMar>
